--- a/Lesson Plans/Digital_Innovation_Lesson_Plans_Weeks4-5.docx
+++ b/Lesson Plans/Digital_Innovation_Lesson_Plans_Weeks4-5.docx
@@ -30,7 +30,7 @@
     </w:p>
     <w:p>
       <w:r>
-        <w:t>This 10-week course introduces pupils to key concepts in AI, machine learning, and data ethics using hands-on activities with industry-standard tools (Canva, NotebookLM, Gemini, Perplexity, Google Teachable Machine). All lessons leverage pupils' access to PCs and iPads.</w:t>
+        <w:t>This 10-week course introduces pupils to key concepts in AI, machine learning, and data ethics using hands-on activities with industry-standard tools (Canva, Gemini Notebook, Gemini, Perplexity, Google Teachable Machine). All lessons leverage pupils' access to PCs and iPads.</w:t>
       </w:r>
     </w:p>
     <w:p>
